--- a/public/downloads/przykladowa-praca-magisterska-kryminologia.docx
+++ b/public/downloads/przykladowa-praca-magisterska-kryminologia.docx
@@ -128,7 +128,7 @@
         <w:t xml:space="preserve">(sondaż) — z przykładową treścią i komentarzami. Niebieskie adnotacje opisują funkcję każdej części — usuń je w swojej pracy. Zwróć uwagę na pracę ze statystyką przestępczości i na pojęcie wiktymizacji. Pełne poradniki: praca-magisterska.pl/poradniki/</w:t>
       </w:r>
     </w:p>
-    <w:bookmarkStart w:id="20" w:name="streszczenie"/>
+    <w:bookmarkStart w:id="9" w:name="_streszczenie"/>
     <w:p>
       <w:pPr>
         <w:pStyle w:val="Heading1"/>
@@ -163,8 +163,8 @@
         <w:t xml:space="preserve">poczucie bezpieczeństwa, przestępczość, wiktymizacja, lęk przed przestępczością, kryminologia.</w:t>
       </w:r>
     </w:p>
-    <w:bookmarkEnd w:id="20"/>
-    <w:bookmarkStart w:id="21" w:name="spis-treści"/>
+    <w:bookmarkEnd w:id="9"/>
+    <w:bookmarkStart w:id="10" w:name="_68349d0c7d64ae346c98bcec9a8185b5790f4f0"/>
     <w:p>
       <w:pPr>
         <w:pStyle w:val="Heading1"/>
@@ -316,8 +316,8 @@
         <w:t xml:space="preserve"> </w:t>
       </w:r>
     </w:p>
-    <w:bookmarkEnd w:id="21"/>
-    <w:bookmarkStart w:id="22" w:name="wstęp"/>
+    <w:bookmarkEnd w:id="10"/>
+    <w:bookmarkStart w:id="11" w:name="_wstęp"/>
     <w:p>
       <w:pPr>
         <w:pStyle w:val="Heading1"/>
@@ -336,10 +336,26 @@
     </w:p>
     <w:p>
       <w:pPr>
+        <w:pStyle w:val="FirstParagraph"/>
+      </w:pPr>
+      <w:r>
+        <w:t xml:space="preserve">Poczucie bezpieczeństwa mieszkańców nie zawsze odpowiada rzeczywistemu poziomowi przestępczości. Ta rozbieżność ma realne konsekwencje społeczne i jest jednym z klasycznych zagadnień kryminologii.</w:t>
+      </w:r>
+    </w:p>
+    <w:p>
+      <w:pPr>
+        <w:pStyle w:val="Anno"/>
+      </w:pPr>
+      <w:r>
+        <w:t xml:space="preserve">[Akapit 2 — cel i hipotezy.]</w:t>
+      </w:r>
+    </w:p>
+    <w:p>
+      <w:pPr>
         <w:pStyle w:val="BodyText"/>
       </w:pPr>
       <w:r>
-        <w:t xml:space="preserve">Poczucie bezpieczeństwa mieszkańców nie zawsze odpowiada rzeczywistemu poziomowi przestępczości. Ta rozbieżność ma realne konsekwencje społeczne i jest jednym z klasycznych zagadnień kryminologii.</w:t>
+        <w:t xml:space="preserve">Celem pracy jest porównanie subiektywnego poczucia bezpieczeństwa z obiektywnymi danymi o przestępczości w mieście X.</w:t>
       </w:r>
     </w:p>
     <w:p>
@@ -347,7 +363,7 @@
         <w:pStyle w:val="Anno"/>
       </w:pPr>
       <w:r>
-        <w:t xml:space="preserve">[Akapit 2 — cel i hipotezy.]</w:t>
+        <w:t xml:space="preserve">[Akapit 3 — metoda i struktura.]</w:t>
       </w:r>
     </w:p>
     <w:p>
@@ -355,27 +371,11 @@
         <w:pStyle w:val="BodyText"/>
       </w:pPr>
       <w:r>
-        <w:t xml:space="preserve">Celem pracy jest porównanie subiektywnego poczucia bezpieczeństwa z obiektywnymi danymi o przestępczości w mieście X.</w:t>
-      </w:r>
-    </w:p>
-    <w:p>
-      <w:pPr>
-        <w:pStyle w:val="Anno"/>
-      </w:pPr>
-      <w:r>
-        <w:t xml:space="preserve">[Akapit 3 — metoda i struktura.]</w:t>
-      </w:r>
-    </w:p>
-    <w:p>
-      <w:pPr>
-        <w:pStyle w:val="BodyText"/>
-      </w:pPr>
-      <w:r>
         <w:t xml:space="preserve">W pracy połączono analizę danych statystycznych policji z sondażem diagnostycznym wśród mieszkańców. Praca składa się z części teoretycznej, metodologicznej i analitycznej.</w:t>
       </w:r>
     </w:p>
-    <w:bookmarkEnd w:id="22"/>
-    <w:bookmarkStart w:id="25" w:name="rozdział-2.-metodologia-badań-własnych"/>
+    <w:bookmarkEnd w:id="11"/>
+    <w:bookmarkStart w:id="14" w:name="_e5d7ec71757ba9fefd674d99e22409777750ebe"/>
     <w:p>
       <w:pPr>
         <w:pStyle w:val="Heading1"/>
@@ -384,7 +384,7 @@
         <w:t xml:space="preserve">Rozdział 2. Metodologia badań własnych</w:t>
       </w:r>
     </w:p>
-    <w:bookmarkStart w:id="23" w:name="cel-problemy-i-hipotezy"/>
+    <w:bookmarkStart w:id="12" w:name="_48ac6b0a1e311d3f62cf1f5c738ad5d73818478"/>
     <w:p>
       <w:pPr>
         <w:pStyle w:val="Heading2"/>
@@ -427,8 +427,8 @@
         <w:t xml:space="preserve">H1: Poczucie zagrożenia jest wyższe, niż wynikałoby z danych o przestępczości. H2: Poczucie zagrożenia jest zróżnicowane ze względu na wiek.</w:t>
       </w:r>
     </w:p>
-    <w:bookmarkEnd w:id="23"/>
-    <w:bookmarkStart w:id="24" w:name="dane-statystyczne-i-sondaż"/>
+    <w:bookmarkEnd w:id="12"/>
+    <w:bookmarkStart w:id="13" w:name="_29365d1a7a42dd40a13b82e1ce9b70bd3d2bb0e"/>
     <w:p>
       <w:pPr>
         <w:pStyle w:val="Heading2"/>
@@ -447,15 +447,15 @@
     </w:p>
     <w:p>
       <w:pPr>
-        <w:pStyle w:val="BodyText"/>
+        <w:pStyle w:val="FirstParagraph"/>
       </w:pPr>
       <w:r>
         <w:t xml:space="preserve">Wykorzystano dane statystyczne Komendy Miejskiej Policji za lata 2019–2024 oraz sondaż diagnostyczny (ankieta) na próbie 250 mieszkańców miasta X.</w:t>
       </w:r>
     </w:p>
-    <w:bookmarkEnd w:id="24"/>
-    <w:bookmarkEnd w:id="25"/>
-    <w:bookmarkStart w:id="28" w:name="rozdział-3.-analiza-wyników"/>
+    <w:bookmarkEnd w:id="13"/>
+    <w:bookmarkEnd w:id="14"/>
+    <w:bookmarkStart w:id="17" w:name="_ce45ad837a71d9d570f6bad06d19bd19d5ef138"/>
     <w:p>
       <w:pPr>
         <w:pStyle w:val="Heading1"/>
@@ -464,7 +464,7 @@
         <w:t xml:space="preserve">Rozdział 3. Analiza wyników</w:t>
       </w:r>
     </w:p>
-    <w:bookmarkStart w:id="26" w:name="Xf31011e0779511c7f2032fbd25a6b0ed1c7c85b"/>
+    <w:bookmarkStart w:id="15" w:name="_f31011e0779511c7f2032fbd25a6b0ed1c7c85b"/>
     <w:p>
       <w:pPr>
         <w:pStyle w:val="Heading2"/>
@@ -620,7 +620,7 @@
     </w:tbl>
     <w:p>
       <w:pPr>
-        <w:pStyle w:val="BodyText"/>
+        <w:pStyle w:val="FirstParagraph"/>
       </w:pPr>
       <w:r>
         <w:rPr>
@@ -638,8 +638,8 @@
         <w:t xml:space="preserve">[Zestawienie danych obiektywnych (statystyka) z subiektywnymi (sondaż) to istota tej pracy. Interpretuj rozbieżność w kategoriach teorii (lęk przed przestępczością, rola mediów), nie tylko ją opisuj.]</w:t>
       </w:r>
     </w:p>
-    <w:bookmarkEnd w:id="26"/>
-    <w:bookmarkStart w:id="27" w:name="dyskusja"/>
+    <w:bookmarkEnd w:id="15"/>
+    <w:bookmarkStart w:id="16" w:name="_dyskusja"/>
     <w:p>
       <w:pPr>
         <w:pStyle w:val="Heading2"/>
@@ -656,9 +656,9 @@
         <w:t xml:space="preserve">Utrzymujące się wysokie poczucie zagrożenia mimo spadku przestępczości potwierdza koncepcję lęku przed przestępczością, na który wpływają m.in. przekaz medialny i czynniki indywidualne (wiek).</w:t>
       </w:r>
     </w:p>
-    <w:bookmarkEnd w:id="27"/>
-    <w:bookmarkEnd w:id="28"/>
-    <w:bookmarkStart w:id="29" w:name="zakończenie"/>
+    <w:bookmarkEnd w:id="16"/>
+    <w:bookmarkEnd w:id="17"/>
+    <w:bookmarkStart w:id="18" w:name="_zakończenie"/>
     <w:p>
       <w:pPr>
         <w:pStyle w:val="Heading1"/>
@@ -675,8 +675,8 @@
         <w:t xml:space="preserve">Badanie potwierdziło rozbieżność między obiektywnym poziomem przestępczości a poczuciem bezpieczeństwa mieszkańców. Ograniczeniem jest „ciemna liczba przestępstw” oraz lokalny zasięg sondażu, co wyznacza kierunki dalszych badań (badania wiktymizacyjne).</w:t>
       </w:r>
     </w:p>
-    <w:bookmarkEnd w:id="29"/>
-    <w:bookmarkStart w:id="30" w:name="bibliografia"/>
+    <w:bookmarkEnd w:id="18"/>
+    <w:bookmarkStart w:id="19" w:name="_bibliografia"/>
     <w:p>
       <w:pPr>
         <w:pStyle w:val="Heading1"/>
@@ -743,8 +743,8 @@
         <w:t xml:space="preserve">. Warszawa: IWS.</w:t>
       </w:r>
     </w:p>
-    <w:bookmarkEnd w:id="30"/>
-    <w:bookmarkStart w:id="34" w:name="aneks"/>
+    <w:bookmarkEnd w:id="19"/>
+    <w:bookmarkStart w:id="24" w:name="_aneks"/>
     <w:p>
       <w:pPr>
         <w:pStyle w:val="Heading1"/>
@@ -818,7 +818,7 @@
           <w:b/>
           <w:bCs/>
         </w:rPr>
-        <w:t xml:space="preserve">Smart-Edu.ai — pierwsza wersja pracy w kilka godzin, nie w kilka miesięcy</w:t>
+        <w:t xml:space="preserve">„Jak napisać pracę magisterską z kryminologii” — przewodnik do tego wzoru</w:t>
       </w:r>
     </w:p>
     <w:p>
@@ -826,21 +826,21 @@
         <w:pStyle w:val="Note"/>
       </w:pPr>
       <w:r>
-        <w:t xml:space="preserve">Podajesz temat, kierunek studiów i wytyczne promotora, a sztuczna inteligencja generuje unikalny, gotowy do edycji tekst: z poprawną strukturą rozdziałów, przypisami i bibliografią. Rejestracja jest darmowa, płacisz wyłącznie za wygenerowany tekst.</w:t>
+        <w:t xml:space="preserve">Wzór pokazuje układ pracy. Przewodnik pokazuje, jak wypełnić każdy rozdział treścią: dobór metody i narzędzi, analiza wyników, typowe uwagi recenzentów. PDF + EPUB, 49 zł, dostęp od razu po płatności.</w:t>
       </w:r>
     </w:p>
     <w:p>
       <w:pPr>
         <w:pStyle w:val="Note"/>
       </w:pPr>
-      <w:hyperlink r:id="rId31">
+      <w:hyperlink r:id="rId20">
         <w:r>
           <w:rPr>
             <w:rStyle w:val="Hyperlink"/>
             <w:b/>
             <w:bCs/>
           </w:rPr>
-          <w:t xml:space="preserve">www.smart-edu.ai/pl/masters-thesis</w:t>
+          <w:t xml:space="preserve">praca-magisterska.pl/sklep/jak-napisac-prace-magisterska-z-kryminologii/</w:t>
         </w:r>
       </w:hyperlink>
     </w:p>
@@ -849,35 +849,50 @@
         <w:pStyle w:val="BodyText"/>
       </w:pPr>
       <w:r>
-        <w:t xml:space="preserve">Wolisz napisać pracę w pełni samodzielnie? Pomoże Ci ebook</w:t>
-      </w:r>
-      <w:r>
-        <w:t xml:space="preserve"> </w:t>
-      </w:r>
-      <w:r>
-        <w:rPr>
-          <w:b/>
-          <w:bCs/>
-        </w:rPr>
-        <w:t xml:space="preserve">„Jak napisać pracę magisterską. Kompletny przewodnik od A do Z”</w:t>
-      </w:r>
-      <w:r>
-        <w:t xml:space="preserve"> </w:t>
-      </w:r>
-      <w:r>
-        <w:t xml:space="preserve">— 250 stron praktycznych wskazówek, szablonów i checklist, z rozdziałem o etycznym korzystaniu z AI:</w:t>
-      </w:r>
-      <w:r>
-        <w:t xml:space="preserve"> </w:t>
-      </w:r>
-      <w:hyperlink r:id="rId32">
+        <w:t xml:space="preserve">Chcesz zobaczyć kompletną pracę z przypisami i bibliografią? Zajrzyj do</w:t>
+      </w:r>
+      <w:r>
+        <w:t xml:space="preserve"> </w:t>
+      </w:r>
+      <w:hyperlink r:id="rId21">
         <w:r>
           <w:rPr>
             <w:rStyle w:val="Hyperlink"/>
           </w:rPr>
-          <w:t xml:space="preserve">www.praca-magisterska.pl/sklep/praca-magisterska-ebook/</w:t>
+          <w:t xml:space="preserve">katalogu gotowych prac wzorcowych</w:t>
         </w:r>
       </w:hyperlink>
+      <w:r>
+        <w:t xml:space="preserve"> </w:t>
+      </w:r>
+      <w:r>
+        <w:t xml:space="preserve">(59 zł za pracę).</w:t>
+      </w:r>
+    </w:p>
+    <w:p>
+      <w:pPr>
+        <w:pStyle w:val="BodyText"/>
+      </w:pPr>
+      <w:r>
+        <w:t xml:space="preserve">Generator</w:t>
+      </w:r>
+      <w:r>
+        <w:t xml:space="preserve"> </w:t>
+      </w:r>
+      <w:hyperlink r:id="rId22">
+        <w:r>
+          <w:rPr>
+            <w:rStyle w:val="Hyperlink"/>
+          </w:rPr>
+          <w:t xml:space="preserve">Smart-Edu.ai</w:t>
+        </w:r>
+      </w:hyperlink>
+      <w:r>
+        <w:t xml:space="preserve"> </w:t>
+      </w:r>
+      <w:r>
+        <w:t xml:space="preserve">przygotuje pierwszą wersję tekstu z pomocą sztucznej inteligencji, jeśli wolisz zacząć od szkicu.</w:t>
+      </w:r>
     </w:p>
     <w:p>
       <w:pPr>
@@ -893,7 +908,7 @@
       <w:r>
         <w:t xml:space="preserve"> </w:t>
       </w:r>
-      <w:hyperlink r:id="rId33">
+      <w:hyperlink r:id="rId23">
         <w:r>
           <w:rPr>
             <w:rStyle w:val="Hyperlink"/>
@@ -904,7 +919,7 @@
         </w:r>
       </w:hyperlink>
     </w:p>
-    <w:bookmarkEnd w:id="34"/>
+    <w:bookmarkEnd w:id="24"/>
     <w:sectPr/>
   </w:body>
 </w:document>
